--- a/Zoom_Morning_Chants_PEV.docx
+++ b/Zoom_Morning_Chants_PEV.docx
@@ -896,7 +896,7 @@
             </w:rPr>
             <w:fldChar w:fldCharType="separate"/>
           </w:r>
-          <w:hyperlink w:anchor="_Toc236726547" w:history="1">
+          <w:hyperlink w:anchor="_Toc236727932" w:history="1">
             <w:r>
               <w:rPr>
                 <w:rStyle w:val="Hyperlink"/>
@@ -924,7 +924,7 @@
                 <w:noProof/>
                 <w:webHidden/>
               </w:rPr>
-              <w:instrText xml:space="preserve"> PAGEREF _Toc236726547 \h </w:instrText>
+              <w:instrText xml:space="preserve"> PAGEREF _Toc236727932 \h </w:instrText>
             </w:r>
             <w:r>
               <w:rPr>
@@ -972,7 +972,7 @@
               <w14:ligatures w14:val="standardContextual"/>
             </w:rPr>
           </w:pPr>
-          <w:hyperlink w:anchor="_Toc236726548" w:history="1">
+          <w:hyperlink w:anchor="_Toc236727933" w:history="1">
             <w:r>
               <w:rPr>
                 <w:rStyle w:val="Hyperlink"/>
@@ -1017,7 +1017,7 @@
                 <w:noProof/>
                 <w:webHidden/>
               </w:rPr>
-              <w:instrText xml:space="preserve"> PAGEREF _Toc236726548 \h </w:instrText>
+              <w:instrText xml:space="preserve"> PAGEREF _Toc236727933 \h </w:instrText>
             </w:r>
             <w:r>
               <w:rPr>
@@ -1065,7 +1065,7 @@
               <w14:ligatures w14:val="standardContextual"/>
             </w:rPr>
           </w:pPr>
-          <w:hyperlink w:anchor="_Toc236726549" w:history="1">
+          <w:hyperlink w:anchor="_Toc236727934" w:history="1">
             <w:r>
               <w:rPr>
                 <w:rStyle w:val="Hyperlink"/>
@@ -1093,7 +1093,7 @@
                 <w:noProof/>
                 <w:webHidden/>
               </w:rPr>
-              <w:instrText xml:space="preserve"> PAGEREF _Toc236726549 \h </w:instrText>
+              <w:instrText xml:space="preserve"> PAGEREF _Toc236727934 \h </w:instrText>
             </w:r>
             <w:r>
               <w:rPr>
@@ -1141,7 +1141,7 @@
               <w14:ligatures w14:val="standardContextual"/>
             </w:rPr>
           </w:pPr>
-          <w:hyperlink w:anchor="_Toc236726550" w:history="1">
+          <w:hyperlink w:anchor="_Toc236727935" w:history="1">
             <w:r>
               <w:rPr>
                 <w:rStyle w:val="Hyperlink"/>
@@ -1169,7 +1169,7 @@
                 <w:noProof/>
                 <w:webHidden/>
               </w:rPr>
-              <w:instrText xml:space="preserve"> PAGEREF _Toc236726550 \h </w:instrText>
+              <w:instrText xml:space="preserve"> PAGEREF _Toc236727935 \h </w:instrText>
             </w:r>
             <w:r>
               <w:rPr>
@@ -1217,7 +1217,7 @@
               <w14:ligatures w14:val="standardContextual"/>
             </w:rPr>
           </w:pPr>
-          <w:hyperlink w:anchor="_Toc236726551" w:history="1">
+          <w:hyperlink w:anchor="_Toc236727936" w:history="1">
             <w:r>
               <w:rPr>
                 <w:rStyle w:val="Hyperlink"/>
@@ -1244,7 +1244,7 @@
                 <w:noProof/>
                 <w:webHidden/>
               </w:rPr>
-              <w:instrText xml:space="preserve"> PAGEREF _Toc236726551 \h </w:instrText>
+              <w:instrText xml:space="preserve"> PAGEREF _Toc236727936 \h </w:instrText>
             </w:r>
             <w:r>
               <w:rPr>
@@ -1292,7 +1292,7 @@
               <w14:ligatures w14:val="standardContextual"/>
             </w:rPr>
           </w:pPr>
-          <w:hyperlink w:anchor="_Toc236726552" w:history="1">
+          <w:hyperlink w:anchor="_Toc236727937" w:history="1">
             <w:r>
               <w:rPr>
                 <w:rStyle w:val="Hyperlink"/>
@@ -1319,7 +1319,7 @@
                 <w:noProof/>
                 <w:webHidden/>
               </w:rPr>
-              <w:instrText xml:space="preserve"> PAGEREF _Toc236726552 \h </w:instrText>
+              <w:instrText xml:space="preserve"> PAGEREF _Toc236727937 \h </w:instrText>
             </w:r>
             <w:r>
               <w:rPr>
@@ -1367,7 +1367,7 @@
               <w14:ligatures w14:val="standardContextual"/>
             </w:rPr>
           </w:pPr>
-          <w:hyperlink w:anchor="_Toc236726553" w:history="1">
+          <w:hyperlink w:anchor="_Toc236727938" w:history="1">
             <w:r>
               <w:rPr>
                 <w:rStyle w:val="Hyperlink"/>
@@ -1395,7 +1395,7 @@
                 <w:noProof/>
                 <w:webHidden/>
               </w:rPr>
-              <w:instrText xml:space="preserve"> PAGEREF _Toc236726553 \h </w:instrText>
+              <w:instrText xml:space="preserve"> PAGEREF _Toc236727938 \h </w:instrText>
             </w:r>
             <w:r>
               <w:rPr>
@@ -1952,7 +1952,7 @@
           <w:lang w:val="en-US"/>
         </w:rPr>
       </w:pPr>
-      <w:bookmarkStart w:id="0" w:name="_Toc236726547"/>
+      <w:bookmarkStart w:id="0" w:name="_Toc236727932"/>
       <w:r>
         <w:rPr>
           <w:lang w:val="en-US"/>
@@ -1969,7 +1969,7 @@
           <w:lang w:val="en-US"/>
         </w:rPr>
       </w:pPr>
-      <w:bookmarkStart w:id="1" w:name="_Toc236726548"/>
+      <w:bookmarkStart w:id="1" w:name="_Toc236727933"/>
       <w:r>
         <w:rPr>
           <w:lang w:val="en-US"/>
@@ -6215,7 +6215,7 @@
           <w:lang w:val="en-US"/>
         </w:rPr>
       </w:pPr>
-      <w:bookmarkStart w:id="3" w:name="_Toc236726549"/>
+      <w:bookmarkStart w:id="3" w:name="_Toc236727934"/>
       <w:r>
         <w:rPr>
           <w:lang w:val="en-US"/>
@@ -7248,7 +7248,7 @@
           <w:lang w:val="en-US"/>
         </w:rPr>
       </w:pPr>
-      <w:bookmarkStart w:id="5" w:name="_Toc236726550"/>
+      <w:bookmarkStart w:id="5" w:name="_Toc236727935"/>
       <w:r>
         <w:rPr>
           <w:lang w:val="en-US"/>
@@ -8336,7 +8336,7 @@
         <w:pStyle w:val="Heading2"/>
       </w:pPr>
       <w:bookmarkStart w:id="7" w:name="_Toc236724429"/>
-      <w:bookmarkStart w:id="8" w:name="_Toc236726551"/>
+      <w:bookmarkStart w:id="8" w:name="_Toc236727936"/>
       <w:r>
         <w:lastRenderedPageBreak/>
         <w:t>Ask For Forgiveness &amp; Rejoice in Merit / Xám hối &amp; Tuỳ Hỷ Phước</w:t>
@@ -8977,7 +8977,7 @@
       <w:pPr>
         <w:pStyle w:val="Heading1"/>
       </w:pPr>
-      <w:bookmarkStart w:id="9" w:name="_Toc236726552"/>
+      <w:bookmarkStart w:id="9" w:name="_Toc236727937"/>
       <w:r>
         <w:lastRenderedPageBreak/>
         <w:t>T</w:t>
@@ -9016,7 +9016,7 @@
         </w:rPr>
       </w:pPr>
       <w:bookmarkStart w:id="10" w:name="_Toc236724427"/>
-      <w:bookmarkStart w:id="11" w:name="_Toc236726553"/>
+      <w:bookmarkStart w:id="11" w:name="_Toc236727938"/>
       <w:r>
         <w:rPr>
           <w:lang w:val="en-US"/>
